--- a/assets/module-0-intro/hw-1.docx
+++ b/assets/module-0-intro/hw-1.docx
@@ -19,7 +19,16 @@
           <w:sz w:val="24"/>
           <w:szCs w:val="24"/>
         </w:rPr>
-        <w:t>EE 105 Fall 2025</w:t>
+        <w:t xml:space="preserve">EE 105 </w:t>
+      </w:r>
+      <w:r>
+        <w:rPr>
+          <w:rFonts w:ascii="PT Sans" w:hAnsi="PT Sans"/>
+          <w:b/>
+          <w:sz w:val="24"/>
+          <w:szCs w:val="24"/>
+        </w:rPr>
+        <w:t>Spring 2026</w:t>
       </w:r>
       <w:r>
         <w:rPr>
@@ -113,7 +122,25 @@
           <w:sz w:val="24"/>
           <w:szCs w:val="24"/>
         </w:rPr>
-        <w:t>Due September 11, before class, late submission will incur 20% points/day penalty</w:t>
+        <w:t xml:space="preserve">Due </w:t>
+      </w:r>
+      <w:r>
+        <w:rPr>
+          <w:rFonts w:ascii="PT Sans" w:hAnsi="PT Sans"/>
+          <w:b/>
+          <w:sz w:val="24"/>
+          <w:szCs w:val="24"/>
+        </w:rPr>
+        <w:t>February 3</w:t>
+      </w:r>
+      <w:r>
+        <w:rPr>
+          <w:rFonts w:ascii="PT Sans" w:hAnsi="PT Sans"/>
+          <w:b/>
+          <w:sz w:val="24"/>
+          <w:szCs w:val="24"/>
+        </w:rPr>
+        <w:t>, before class, late submission will incur 20% points/day penalty</w:t>
       </w:r>
       <w:r>
         <w:rPr>
@@ -827,25 +854,7 @@
           <w:szCs w:val="24"/>
           <w:lang w:val="en-US"/>
         </w:rPr>
-        <w:t xml:space="preserve">Answer (attach </w:t>
-      </w:r>
-      <w:r>
-        <w:rPr>
-          <w:rFonts w:ascii="PT Sans" w:hAnsi="PT Sans"/>
-          <w:sz w:val="24"/>
-          <w:szCs w:val="24"/>
-          <w:lang w:val="en-US"/>
-        </w:rPr>
-        <w:t>photos</w:t>
-      </w:r>
-      <w:r>
-        <w:rPr>
-          <w:rFonts w:ascii="PT Sans" w:hAnsi="PT Sans"/>
-          <w:sz w:val="24"/>
-          <w:szCs w:val="24"/>
-          <w:lang w:val="en-US"/>
-        </w:rPr>
-        <w:t>)</w:t>
+        <w:t>Answer (attach photos)</w:t>
       </w:r>
     </w:p>
     <w:p>
@@ -1604,29 +1613,8 @@
           <w:szCs w:val="24"/>
           <w:lang w:val="en-US"/>
         </w:rPr>
-        <w:t xml:space="preserve"> Use Arduino PDM library, configure the microphone and </w:t>
-      </w:r>
-      <w:proofErr w:type="gramStart"/>
-      <w:r>
-        <w:rPr>
-          <w:rFonts w:ascii="PT Sans" w:hAnsi="PT Sans"/>
-          <w:sz w:val="24"/>
-          <w:szCs w:val="24"/>
-          <w:lang w:val="en-US"/>
-        </w:rPr>
-        <w:t>verify using</w:t>
-      </w:r>
-      <w:proofErr w:type="gramEnd"/>
-      <w:r>
-        <w:rPr>
-          <w:rFonts w:ascii="PT Sans" w:hAnsi="PT Sans"/>
-          <w:sz w:val="24"/>
-          <w:szCs w:val="24"/>
-          <w:lang w:val="en-US"/>
-        </w:rPr>
-        <w:t xml:space="preserve"> </w:t>
-      </w:r>
-      <w:proofErr w:type="gramStart"/>
+        <w:t xml:space="preserve"> Use Arduino PDM library, configure the microphone and verify using </w:t>
+      </w:r>
       <w:r>
         <w:rPr>
           <w:rFonts w:ascii="PT Sans" w:hAnsi="PT Sans" w:cs="Courier New"/>
@@ -1636,42 +1624,17 @@
           <w:szCs w:val="24"/>
           <w:lang w:val="en-US"/>
         </w:rPr>
-        <w:t>if(</w:t>
-      </w:r>
-      <w:proofErr w:type="spellStart"/>
-      <w:proofErr w:type="gramEnd"/>
-      <w:r>
-        <w:rPr>
-          <w:rFonts w:ascii="PT Sans" w:hAnsi="PT Sans" w:cs="Courier New"/>
+        <w:t>if(PDM.available())</w:t>
+      </w:r>
+      <w:r>
+        <w:rPr>
+          <w:rFonts w:ascii="PT Sans" w:hAnsi="PT Sans"/>
           <w:i/>
           <w:iCs/>
           <w:sz w:val="24"/>
           <w:szCs w:val="24"/>
           <w:lang w:val="en-US"/>
         </w:rPr>
-        <w:t>PDM.available</w:t>
-      </w:r>
-      <w:proofErr w:type="spellEnd"/>
-      <w:r>
-        <w:rPr>
-          <w:rFonts w:ascii="PT Sans" w:hAnsi="PT Sans" w:cs="Courier New"/>
-          <w:i/>
-          <w:iCs/>
-          <w:sz w:val="24"/>
-          <w:szCs w:val="24"/>
-          <w:lang w:val="en-US"/>
-        </w:rPr>
-        <w:t>())</w:t>
-      </w:r>
-      <w:r>
-        <w:rPr>
-          <w:rFonts w:ascii="PT Sans" w:hAnsi="PT Sans"/>
-          <w:i/>
-          <w:iCs/>
-          <w:sz w:val="24"/>
-          <w:szCs w:val="24"/>
-          <w:lang w:val="en-US"/>
-        </w:rPr>
         <w:t xml:space="preserve"> </w:t>
       </w:r>
       <w:r>
@@ -1681,27 +1644,7 @@
           <w:szCs w:val="24"/>
           <w:lang w:val="en-US"/>
         </w:rPr>
-        <w:t xml:space="preserve">that the raw data is </w:t>
-      </w:r>
-      <w:proofErr w:type="gramStart"/>
-      <w:r>
-        <w:rPr>
-          <w:rFonts w:ascii="PT Sans" w:hAnsi="PT Sans"/>
-          <w:sz w:val="24"/>
-          <w:szCs w:val="24"/>
-          <w:lang w:val="en-US"/>
-        </w:rPr>
-        <w:t>actually coming</w:t>
-      </w:r>
-      <w:proofErr w:type="gramEnd"/>
-      <w:r>
-        <w:rPr>
-          <w:rFonts w:ascii="PT Sans" w:hAnsi="PT Sans"/>
-          <w:sz w:val="24"/>
-          <w:szCs w:val="24"/>
-          <w:lang w:val="en-US"/>
-        </w:rPr>
-        <w:t xml:space="preserve"> in. </w:t>
+        <w:t xml:space="preserve">that the raw data is actually coming in. </w:t>
       </w:r>
     </w:p>
     <w:p>
@@ -2655,27 +2598,7 @@
           <w:szCs w:val="24"/>
           <w:lang w:val="en-US"/>
         </w:rPr>
-        <w:t>Write a function called </w:t>
-      </w:r>
-      <w:proofErr w:type="spellStart"/>
-      <w:r>
-        <w:rPr>
-          <w:rFonts w:ascii="PT Sans" w:hAnsi="PT Sans"/>
-          <w:sz w:val="24"/>
-          <w:szCs w:val="24"/>
-          <w:lang w:val="en-US"/>
-        </w:rPr>
-        <w:t>create_and_sort_array</w:t>
-      </w:r>
-      <w:proofErr w:type="spellEnd"/>
-      <w:r>
-        <w:rPr>
-          <w:rFonts w:ascii="PT Sans" w:hAnsi="PT Sans"/>
-          <w:sz w:val="24"/>
-          <w:szCs w:val="24"/>
-          <w:lang w:val="en-US"/>
-        </w:rPr>
-        <w:t>(n) that performs the following operations:</w:t>
+        <w:t>Write a function called create_and_sort_array(n) that performs the following operations:</w:t>
       </w:r>
     </w:p>
     <w:p>
@@ -2826,7 +2749,6 @@
         </w:rPr>
         <w:t xml:space="preserve"> </w:t>
       </w:r>
-      <w:proofErr w:type="spellStart"/>
       <w:r>
         <w:rPr>
           <w:rFonts w:ascii="PT Sans" w:eastAsia="Times New Roman" w:hAnsi="PT Sans" w:cs="Menlo"/>
@@ -2837,7 +2759,6 @@
         </w:rPr>
         <w:t>create_and_sort_array</w:t>
       </w:r>
-      <w:proofErr w:type="spellEnd"/>
       <w:r>
         <w:rPr>
           <w:rFonts w:ascii="PT Sans" w:eastAsia="Times New Roman" w:hAnsi="PT Sans" w:cs="Menlo"/>
@@ -3037,29 +2958,7 @@
           <w:szCs w:val="18"/>
           <w:lang w:val="en-US"/>
         </w:rPr>
-        <w:t xml:space="preserve">    sorted by the </w:t>
-      </w:r>
-      <w:proofErr w:type="gramStart"/>
-      <w:r>
-        <w:rPr>
-          <w:rFonts w:ascii="PT Sans" w:eastAsia="Times New Roman" w:hAnsi="PT Sans" w:cs="Menlo"/>
-          <w:color w:val="CE9178"/>
-          <w:sz w:val="18"/>
-          <w:szCs w:val="18"/>
-          <w:lang w:val="en-US"/>
-        </w:rPr>
-        <w:t>second row</w:t>
-      </w:r>
-      <w:proofErr w:type="gramEnd"/>
-      <w:r>
-        <w:rPr>
-          <w:rFonts w:ascii="PT Sans" w:eastAsia="Times New Roman" w:hAnsi="PT Sans" w:cs="Menlo"/>
-          <w:color w:val="CE9178"/>
-          <w:sz w:val="18"/>
-          <w:szCs w:val="18"/>
-          <w:lang w:val="en-US"/>
-        </w:rPr>
-        <w:t xml:space="preserve"> values in ascending order.</w:t>
+        <w:t xml:space="preserve">    sorted by the second row values in ascending order.</w:t>
       </w:r>
     </w:p>
     <w:p>
@@ -3197,29 +3096,7 @@
           <w:szCs w:val="18"/>
           <w:lang w:val="en-US"/>
         </w:rPr>
-        <w:t xml:space="preserve">     [17, </w:t>
-      </w:r>
-      <w:proofErr w:type="gramStart"/>
-      <w:r>
-        <w:rPr>
-          <w:rFonts w:ascii="PT Sans" w:eastAsia="Times New Roman" w:hAnsi="PT Sans" w:cs="Menlo"/>
-          <w:color w:val="CE9178"/>
-          <w:sz w:val="18"/>
-          <w:szCs w:val="18"/>
-          <w:lang w:val="en-US"/>
-        </w:rPr>
-        <w:t>8,  41</w:t>
-      </w:r>
-      <w:proofErr w:type="gramEnd"/>
-      <w:r>
-        <w:rPr>
-          <w:rFonts w:ascii="PT Sans" w:eastAsia="Times New Roman" w:hAnsi="PT Sans" w:cs="Menlo"/>
-          <w:color w:val="CE9178"/>
-          <w:sz w:val="18"/>
-          <w:szCs w:val="18"/>
-          <w:lang w:val="en-US"/>
-        </w:rPr>
-        <w:t>, 29]]</w:t>
+        <w:t xml:space="preserve">     [17, 8,  41, 29]]</w:t>
       </w:r>
     </w:p>
     <w:p>
@@ -3311,29 +3188,7 @@
           <w:szCs w:val="18"/>
           <w:lang w:val="en-US"/>
         </w:rPr>
-        <w:t xml:space="preserve">     [</w:t>
-      </w:r>
-      <w:proofErr w:type="gramStart"/>
-      <w:r>
-        <w:rPr>
-          <w:rFonts w:ascii="PT Sans" w:eastAsia="Times New Roman" w:hAnsi="PT Sans" w:cs="Menlo"/>
-          <w:color w:val="CE9178"/>
-          <w:sz w:val="18"/>
-          <w:szCs w:val="18"/>
-          <w:lang w:val="en-US"/>
-        </w:rPr>
-        <w:t>8,  17</w:t>
-      </w:r>
-      <w:proofErr w:type="gramEnd"/>
-      <w:r>
-        <w:rPr>
-          <w:rFonts w:ascii="PT Sans" w:eastAsia="Times New Roman" w:hAnsi="PT Sans" w:cs="Menlo"/>
-          <w:color w:val="CE9178"/>
-          <w:sz w:val="18"/>
-          <w:szCs w:val="18"/>
-          <w:lang w:val="en-US"/>
-        </w:rPr>
-        <w:t>, 29, 41]]</w:t>
+        <w:t xml:space="preserve">     [8,  17, 29, 41]]</w:t>
       </w:r>
     </w:p>
     <w:p>
@@ -3432,20 +3287,8 @@
           <w:szCs w:val="18"/>
           <w:lang w:val="en-US"/>
         </w:rPr>
-        <w:t xml:space="preserve"> </w:t>
-      </w:r>
-      <w:proofErr w:type="spellStart"/>
-      <w:r>
-        <w:rPr>
-          <w:rFonts w:ascii="PT Sans" w:eastAsia="Times New Roman" w:hAnsi="PT Sans" w:cs="Menlo"/>
-          <w:color w:val="CCCCCC"/>
-          <w:sz w:val="18"/>
-          <w:szCs w:val="18"/>
-          <w:lang w:val="en-US"/>
-        </w:rPr>
-        <w:t>sorted_array</w:t>
-      </w:r>
-      <w:proofErr w:type="spellEnd"/>
+        <w:t xml:space="preserve"> sorted_array</w:t>
+      </w:r>
     </w:p>
     <w:p>
       <w:pPr>
@@ -3501,27 +3344,7 @@
           <w:szCs w:val="24"/>
           <w:lang w:val="en-US"/>
         </w:rPr>
-        <w:t xml:space="preserve">Sort the entire array based on the </w:t>
-      </w:r>
-      <w:proofErr w:type="gramStart"/>
-      <w:r>
-        <w:rPr>
-          <w:rFonts w:ascii="PT Sans" w:hAnsi="PT Sans"/>
-          <w:sz w:val="24"/>
-          <w:szCs w:val="24"/>
-          <w:lang w:val="en-US"/>
-        </w:rPr>
-        <w:t>second row</w:t>
-      </w:r>
-      <w:proofErr w:type="gramEnd"/>
-      <w:r>
-        <w:rPr>
-          <w:rFonts w:ascii="PT Sans" w:hAnsi="PT Sans"/>
-          <w:sz w:val="24"/>
-          <w:szCs w:val="24"/>
-          <w:lang w:val="en-US"/>
-        </w:rPr>
-        <w:t xml:space="preserve"> values</w:t>
+        <w:t>Sort the entire array based on the second row values</w:t>
       </w:r>
     </w:p>
     <w:p>
@@ -4026,47 +3849,7 @@
           <w:szCs w:val="24"/>
           <w:lang w:val="en-US"/>
         </w:rPr>
-        <w:t>Write a function </w:t>
-      </w:r>
-      <w:proofErr w:type="spellStart"/>
-      <w:r>
-        <w:rPr>
-          <w:rFonts w:ascii="PT Sans" w:hAnsi="PT Sans"/>
-          <w:sz w:val="24"/>
-          <w:szCs w:val="24"/>
-          <w:lang w:val="en-US"/>
-        </w:rPr>
-        <w:t>filter_high_power_resistors</w:t>
-      </w:r>
-      <w:proofErr w:type="spellEnd"/>
-      <w:r>
-        <w:rPr>
-          <w:rFonts w:ascii="PT Sans" w:hAnsi="PT Sans"/>
-          <w:sz w:val="24"/>
-          <w:szCs w:val="24"/>
-          <w:lang w:val="en-US"/>
-        </w:rPr>
-        <w:t>(</w:t>
-      </w:r>
-      <w:proofErr w:type="spellStart"/>
-      <w:r>
-        <w:rPr>
-          <w:rFonts w:ascii="PT Sans" w:hAnsi="PT Sans"/>
-          <w:sz w:val="24"/>
-          <w:szCs w:val="24"/>
-          <w:lang w:val="en-US"/>
-        </w:rPr>
-        <w:t>resistors_dict</w:t>
-      </w:r>
-      <w:proofErr w:type="spellEnd"/>
-      <w:r>
-        <w:rPr>
-          <w:rFonts w:ascii="PT Sans" w:hAnsi="PT Sans"/>
-          <w:sz w:val="24"/>
-          <w:szCs w:val="24"/>
-          <w:lang w:val="en-US"/>
-        </w:rPr>
-        <w:t>) that takes a dictionary of resistor specifications and returns a sorted list of resistance values for resistors that can handle at least 0.5 watts.</w:t>
+        <w:t>Write a function filter_high_power_resistors(resistors_dict) that takes a dictionary of resistor specifications and returns a sorted list of resistance values for resistors that can handle at least 0.5 watts.</w:t>
       </w:r>
     </w:p>
     <w:p>
@@ -4197,7 +3980,6 @@
           <w:lang w:val="en-US"/>
         </w:rPr>
       </w:pPr>
-      <w:proofErr w:type="spellStart"/>
       <w:r>
         <w:rPr>
           <w:rFonts w:ascii="PT Sans" w:eastAsia="Times New Roman" w:hAnsi="PT Sans" w:cs="Menlo"/>
@@ -4208,7 +3990,6 @@
         </w:rPr>
         <w:t>resistors_dict</w:t>
       </w:r>
-      <w:proofErr w:type="spellEnd"/>
       <w:r>
         <w:rPr>
           <w:rFonts w:ascii="PT Sans" w:eastAsia="Times New Roman" w:hAnsi="PT Sans" w:cs="Menlo"/>
@@ -4270,9 +4051,18 @@
           <w:szCs w:val="18"/>
           <w:lang w:val="en-US"/>
         </w:rPr>
-        <w:t>'R1</w:t>
-      </w:r>
-      <w:proofErr w:type="gramStart"/>
+        <w:t>'R1'</w:t>
+      </w:r>
+      <w:r>
+        <w:rPr>
+          <w:rFonts w:ascii="PT Sans" w:eastAsia="Times New Roman" w:hAnsi="PT Sans" w:cs="Menlo"/>
+          <w:color w:val="CCCCCC"/>
+          <w:sz w:val="18"/>
+          <w:szCs w:val="18"/>
+          <w:lang w:val="en-US"/>
+        </w:rPr>
+        <w:t>: {</w:t>
+      </w:r>
       <w:r>
         <w:rPr>
           <w:rFonts w:ascii="PT Sans" w:eastAsia="Times New Roman" w:hAnsi="PT Sans" w:cs="Menlo"/>
@@ -4281,19 +4071,38 @@
           <w:szCs w:val="18"/>
           <w:lang w:val="en-US"/>
         </w:rPr>
-        <w:t>'</w:t>
-      </w:r>
-      <w:r>
-        <w:rPr>
-          <w:rFonts w:ascii="PT Sans" w:eastAsia="Times New Roman" w:hAnsi="PT Sans" w:cs="Menlo"/>
-          <w:color w:val="CCCCCC"/>
-          <w:sz w:val="18"/>
-          <w:szCs w:val="18"/>
-          <w:lang w:val="en-US"/>
-        </w:rPr>
-        <w:t>: {</w:t>
-      </w:r>
-      <w:proofErr w:type="gramEnd"/>
+        <w:t>'value'</w:t>
+      </w:r>
+      <w:r>
+        <w:rPr>
+          <w:rFonts w:ascii="PT Sans" w:eastAsia="Times New Roman" w:hAnsi="PT Sans" w:cs="Menlo"/>
+          <w:color w:val="CCCCCC"/>
+          <w:sz w:val="18"/>
+          <w:szCs w:val="18"/>
+          <w:lang w:val="en-US"/>
+        </w:rPr>
+        <w:t xml:space="preserve">: </w:t>
+      </w:r>
+      <w:r>
+        <w:rPr>
+          <w:rFonts w:ascii="PT Sans" w:eastAsia="Times New Roman" w:hAnsi="PT Sans" w:cs="Menlo"/>
+          <w:color w:val="B5CEA8"/>
+          <w:sz w:val="18"/>
+          <w:szCs w:val="18"/>
+          <w:lang w:val="en-US"/>
+        </w:rPr>
+        <w:t>1000</w:t>
+      </w:r>
+      <w:r>
+        <w:rPr>
+          <w:rFonts w:ascii="PT Sans" w:eastAsia="Times New Roman" w:hAnsi="PT Sans" w:cs="Menlo"/>
+          <w:color w:val="CCCCCC"/>
+          <w:sz w:val="18"/>
+          <w:szCs w:val="18"/>
+          <w:lang w:val="en-US"/>
+        </w:rPr>
+        <w:t xml:space="preserve">, </w:t>
+      </w:r>
       <w:r>
         <w:rPr>
           <w:rFonts w:ascii="PT Sans" w:eastAsia="Times New Roman" w:hAnsi="PT Sans" w:cs="Menlo"/>
@@ -4302,7 +4111,7 @@
           <w:szCs w:val="18"/>
           <w:lang w:val="en-US"/>
         </w:rPr>
-        <w:t>'value'</w:t>
+        <w:t>'power'</w:t>
       </w:r>
       <w:r>
         <w:rPr>
@@ -4322,47 +4131,6 @@
           <w:szCs w:val="18"/>
           <w:lang w:val="en-US"/>
         </w:rPr>
-        <w:t>1000</w:t>
-      </w:r>
-      <w:r>
-        <w:rPr>
-          <w:rFonts w:ascii="PT Sans" w:eastAsia="Times New Roman" w:hAnsi="PT Sans" w:cs="Menlo"/>
-          <w:color w:val="CCCCCC"/>
-          <w:sz w:val="18"/>
-          <w:szCs w:val="18"/>
-          <w:lang w:val="en-US"/>
-        </w:rPr>
-        <w:t xml:space="preserve">, </w:t>
-      </w:r>
-      <w:r>
-        <w:rPr>
-          <w:rFonts w:ascii="PT Sans" w:eastAsia="Times New Roman" w:hAnsi="PT Sans" w:cs="Menlo"/>
-          <w:color w:val="CE9178"/>
-          <w:sz w:val="18"/>
-          <w:szCs w:val="18"/>
-          <w:lang w:val="en-US"/>
-        </w:rPr>
-        <w:t>'power'</w:t>
-      </w:r>
-      <w:r>
-        <w:rPr>
-          <w:rFonts w:ascii="PT Sans" w:eastAsia="Times New Roman" w:hAnsi="PT Sans" w:cs="Menlo"/>
-          <w:color w:val="CCCCCC"/>
-          <w:sz w:val="18"/>
-          <w:szCs w:val="18"/>
-          <w:lang w:val="en-US"/>
-        </w:rPr>
-        <w:t xml:space="preserve">: </w:t>
-      </w:r>
-      <w:proofErr w:type="gramStart"/>
-      <w:r>
-        <w:rPr>
-          <w:rFonts w:ascii="PT Sans" w:eastAsia="Times New Roman" w:hAnsi="PT Sans" w:cs="Menlo"/>
-          <w:color w:val="B5CEA8"/>
-          <w:sz w:val="18"/>
-          <w:szCs w:val="18"/>
-          <w:lang w:val="en-US"/>
-        </w:rPr>
         <w:t>0.25</w:t>
       </w:r>
       <w:r>
@@ -4375,7 +4143,6 @@
         </w:rPr>
         <w:t>},</w:t>
       </w:r>
-      <w:proofErr w:type="gramEnd"/>
     </w:p>
     <w:p>
       <w:pPr>
@@ -4407,9 +4174,18 @@
           <w:szCs w:val="18"/>
           <w:lang w:val="en-US"/>
         </w:rPr>
-        <w:t>'R2</w:t>
-      </w:r>
-      <w:proofErr w:type="gramStart"/>
+        <w:t>'R2'</w:t>
+      </w:r>
+      <w:r>
+        <w:rPr>
+          <w:rFonts w:ascii="PT Sans" w:eastAsia="Times New Roman" w:hAnsi="PT Sans" w:cs="Menlo"/>
+          <w:color w:val="CCCCCC"/>
+          <w:sz w:val="18"/>
+          <w:szCs w:val="18"/>
+          <w:lang w:val="en-US"/>
+        </w:rPr>
+        <w:t>: {</w:t>
+      </w:r>
       <w:r>
         <w:rPr>
           <w:rFonts w:ascii="PT Sans" w:eastAsia="Times New Roman" w:hAnsi="PT Sans" w:cs="Menlo"/>
@@ -4418,19 +4194,38 @@
           <w:szCs w:val="18"/>
           <w:lang w:val="en-US"/>
         </w:rPr>
-        <w:t>'</w:t>
-      </w:r>
-      <w:r>
-        <w:rPr>
-          <w:rFonts w:ascii="PT Sans" w:eastAsia="Times New Roman" w:hAnsi="PT Sans" w:cs="Menlo"/>
-          <w:color w:val="CCCCCC"/>
-          <w:sz w:val="18"/>
-          <w:szCs w:val="18"/>
-          <w:lang w:val="en-US"/>
-        </w:rPr>
-        <w:t>: {</w:t>
-      </w:r>
-      <w:proofErr w:type="gramEnd"/>
+        <w:t>'value'</w:t>
+      </w:r>
+      <w:r>
+        <w:rPr>
+          <w:rFonts w:ascii="PT Sans" w:eastAsia="Times New Roman" w:hAnsi="PT Sans" w:cs="Menlo"/>
+          <w:color w:val="CCCCCC"/>
+          <w:sz w:val="18"/>
+          <w:szCs w:val="18"/>
+          <w:lang w:val="en-US"/>
+        </w:rPr>
+        <w:t xml:space="preserve">: </w:t>
+      </w:r>
+      <w:r>
+        <w:rPr>
+          <w:rFonts w:ascii="PT Sans" w:eastAsia="Times New Roman" w:hAnsi="PT Sans" w:cs="Menlo"/>
+          <w:color w:val="B5CEA8"/>
+          <w:sz w:val="18"/>
+          <w:szCs w:val="18"/>
+          <w:lang w:val="en-US"/>
+        </w:rPr>
+        <w:t>220</w:t>
+      </w:r>
+      <w:r>
+        <w:rPr>
+          <w:rFonts w:ascii="PT Sans" w:eastAsia="Times New Roman" w:hAnsi="PT Sans" w:cs="Menlo"/>
+          <w:color w:val="CCCCCC"/>
+          <w:sz w:val="18"/>
+          <w:szCs w:val="18"/>
+          <w:lang w:val="en-US"/>
+        </w:rPr>
+        <w:t xml:space="preserve">, </w:t>
+      </w:r>
       <w:r>
         <w:rPr>
           <w:rFonts w:ascii="PT Sans" w:eastAsia="Times New Roman" w:hAnsi="PT Sans" w:cs="Menlo"/>
@@ -4439,7 +4234,7 @@
           <w:szCs w:val="18"/>
           <w:lang w:val="en-US"/>
         </w:rPr>
-        <w:t>'value'</w:t>
+        <w:t>'power'</w:t>
       </w:r>
       <w:r>
         <w:rPr>
@@ -4459,47 +4254,6 @@
           <w:szCs w:val="18"/>
           <w:lang w:val="en-US"/>
         </w:rPr>
-        <w:t>220</w:t>
-      </w:r>
-      <w:r>
-        <w:rPr>
-          <w:rFonts w:ascii="PT Sans" w:eastAsia="Times New Roman" w:hAnsi="PT Sans" w:cs="Menlo"/>
-          <w:color w:val="CCCCCC"/>
-          <w:sz w:val="18"/>
-          <w:szCs w:val="18"/>
-          <w:lang w:val="en-US"/>
-        </w:rPr>
-        <w:t xml:space="preserve">, </w:t>
-      </w:r>
-      <w:r>
-        <w:rPr>
-          <w:rFonts w:ascii="PT Sans" w:eastAsia="Times New Roman" w:hAnsi="PT Sans" w:cs="Menlo"/>
-          <w:color w:val="CE9178"/>
-          <w:sz w:val="18"/>
-          <w:szCs w:val="18"/>
-          <w:lang w:val="en-US"/>
-        </w:rPr>
-        <w:t>'power'</w:t>
-      </w:r>
-      <w:r>
-        <w:rPr>
-          <w:rFonts w:ascii="PT Sans" w:eastAsia="Times New Roman" w:hAnsi="PT Sans" w:cs="Menlo"/>
-          <w:color w:val="CCCCCC"/>
-          <w:sz w:val="18"/>
-          <w:szCs w:val="18"/>
-          <w:lang w:val="en-US"/>
-        </w:rPr>
-        <w:t xml:space="preserve">: </w:t>
-      </w:r>
-      <w:proofErr w:type="gramStart"/>
-      <w:r>
-        <w:rPr>
-          <w:rFonts w:ascii="PT Sans" w:eastAsia="Times New Roman" w:hAnsi="PT Sans" w:cs="Menlo"/>
-          <w:color w:val="B5CEA8"/>
-          <w:sz w:val="18"/>
-          <w:szCs w:val="18"/>
-          <w:lang w:val="en-US"/>
-        </w:rPr>
         <w:t>0.5</w:t>
       </w:r>
       <w:r>
@@ -4512,7 +4266,6 @@
         </w:rPr>
         <w:t>},</w:t>
       </w:r>
-      <w:proofErr w:type="gramEnd"/>
     </w:p>
     <w:p>
       <w:pPr>
@@ -4690,9 +4443,18 @@
           <w:szCs w:val="18"/>
           <w:lang w:val="en-US"/>
         </w:rPr>
-        <w:t>'R1</w:t>
-      </w:r>
-      <w:proofErr w:type="gramStart"/>
+        <w:t>'R1'</w:t>
+      </w:r>
+      <w:r>
+        <w:rPr>
+          <w:rFonts w:ascii="PT Sans" w:eastAsia="Times New Roman" w:hAnsi="PT Sans" w:cs="Menlo"/>
+          <w:color w:val="CCCCCC"/>
+          <w:sz w:val="18"/>
+          <w:szCs w:val="18"/>
+          <w:lang w:val="en-US"/>
+        </w:rPr>
+        <w:t>: {</w:t>
+      </w:r>
       <w:r>
         <w:rPr>
           <w:rFonts w:ascii="PT Sans" w:eastAsia="Times New Roman" w:hAnsi="PT Sans" w:cs="Menlo"/>
@@ -4701,19 +4463,38 @@
           <w:szCs w:val="18"/>
           <w:lang w:val="en-US"/>
         </w:rPr>
-        <w:t>'</w:t>
-      </w:r>
-      <w:r>
-        <w:rPr>
-          <w:rFonts w:ascii="PT Sans" w:eastAsia="Times New Roman" w:hAnsi="PT Sans" w:cs="Menlo"/>
-          <w:color w:val="CCCCCC"/>
-          <w:sz w:val="18"/>
-          <w:szCs w:val="18"/>
-          <w:lang w:val="en-US"/>
-        </w:rPr>
-        <w:t>: {</w:t>
-      </w:r>
-      <w:proofErr w:type="gramEnd"/>
+        <w:t>'value'</w:t>
+      </w:r>
+      <w:r>
+        <w:rPr>
+          <w:rFonts w:ascii="PT Sans" w:eastAsia="Times New Roman" w:hAnsi="PT Sans" w:cs="Menlo"/>
+          <w:color w:val="CCCCCC"/>
+          <w:sz w:val="18"/>
+          <w:szCs w:val="18"/>
+          <w:lang w:val="en-US"/>
+        </w:rPr>
+        <w:t xml:space="preserve">: </w:t>
+      </w:r>
+      <w:r>
+        <w:rPr>
+          <w:rFonts w:ascii="PT Sans" w:eastAsia="Times New Roman" w:hAnsi="PT Sans" w:cs="Menlo"/>
+          <w:color w:val="B5CEA8"/>
+          <w:sz w:val="18"/>
+          <w:szCs w:val="18"/>
+          <w:lang w:val="en-US"/>
+        </w:rPr>
+        <w:t>1000</w:t>
+      </w:r>
+      <w:r>
+        <w:rPr>
+          <w:rFonts w:ascii="PT Sans" w:eastAsia="Times New Roman" w:hAnsi="PT Sans" w:cs="Menlo"/>
+          <w:color w:val="CCCCCC"/>
+          <w:sz w:val="18"/>
+          <w:szCs w:val="18"/>
+          <w:lang w:val="en-US"/>
+        </w:rPr>
+        <w:t xml:space="preserve">, </w:t>
+      </w:r>
       <w:r>
         <w:rPr>
           <w:rFonts w:ascii="PT Sans" w:eastAsia="Times New Roman" w:hAnsi="PT Sans" w:cs="Menlo"/>
@@ -4722,7 +4503,7 @@
           <w:szCs w:val="18"/>
           <w:lang w:val="en-US"/>
         </w:rPr>
-        <w:t>'value'</w:t>
+        <w:t>'power'</w:t>
       </w:r>
       <w:r>
         <w:rPr>
@@ -4742,47 +4523,6 @@
           <w:szCs w:val="18"/>
           <w:lang w:val="en-US"/>
         </w:rPr>
-        <w:t>1000</w:t>
-      </w:r>
-      <w:r>
-        <w:rPr>
-          <w:rFonts w:ascii="PT Sans" w:eastAsia="Times New Roman" w:hAnsi="PT Sans" w:cs="Menlo"/>
-          <w:color w:val="CCCCCC"/>
-          <w:sz w:val="18"/>
-          <w:szCs w:val="18"/>
-          <w:lang w:val="en-US"/>
-        </w:rPr>
-        <w:t xml:space="preserve">, </w:t>
-      </w:r>
-      <w:r>
-        <w:rPr>
-          <w:rFonts w:ascii="PT Sans" w:eastAsia="Times New Roman" w:hAnsi="PT Sans" w:cs="Menlo"/>
-          <w:color w:val="CE9178"/>
-          <w:sz w:val="18"/>
-          <w:szCs w:val="18"/>
-          <w:lang w:val="en-US"/>
-        </w:rPr>
-        <w:t>'power'</w:t>
-      </w:r>
-      <w:r>
-        <w:rPr>
-          <w:rFonts w:ascii="PT Sans" w:eastAsia="Times New Roman" w:hAnsi="PT Sans" w:cs="Menlo"/>
-          <w:color w:val="CCCCCC"/>
-          <w:sz w:val="18"/>
-          <w:szCs w:val="18"/>
-          <w:lang w:val="en-US"/>
-        </w:rPr>
-        <w:t xml:space="preserve">: </w:t>
-      </w:r>
-      <w:proofErr w:type="gramStart"/>
-      <w:r>
-        <w:rPr>
-          <w:rFonts w:ascii="PT Sans" w:eastAsia="Times New Roman" w:hAnsi="PT Sans" w:cs="Menlo"/>
-          <w:color w:val="B5CEA8"/>
-          <w:sz w:val="18"/>
-          <w:szCs w:val="18"/>
-          <w:lang w:val="en-US"/>
-        </w:rPr>
         <w:t>0.25</w:t>
       </w:r>
       <w:r>
@@ -4793,18 +4533,7 @@
           <w:szCs w:val="18"/>
           <w:lang w:val="en-US"/>
         </w:rPr>
-        <w:t>},</w:t>
-      </w:r>
-      <w:proofErr w:type="gramEnd"/>
-      <w:r>
-        <w:rPr>
-          <w:rFonts w:ascii="PT Sans" w:eastAsia="Times New Roman" w:hAnsi="PT Sans" w:cs="Menlo"/>
-          <w:color w:val="CCCCCC"/>
-          <w:sz w:val="18"/>
-          <w:szCs w:val="18"/>
-          <w:lang w:val="en-US"/>
-        </w:rPr>
-        <w:t xml:space="preserve"> </w:t>
+        <w:t xml:space="preserve">}, </w:t>
       </w:r>
     </w:p>
     <w:p>
@@ -4837,9 +4566,18 @@
           <w:szCs w:val="18"/>
           <w:lang w:val="en-US"/>
         </w:rPr>
-        <w:t>'R2</w:t>
-      </w:r>
-      <w:proofErr w:type="gramStart"/>
+        <w:t>'R2'</w:t>
+      </w:r>
+      <w:r>
+        <w:rPr>
+          <w:rFonts w:ascii="PT Sans" w:eastAsia="Times New Roman" w:hAnsi="PT Sans" w:cs="Menlo"/>
+          <w:color w:val="CCCCCC"/>
+          <w:sz w:val="18"/>
+          <w:szCs w:val="18"/>
+          <w:lang w:val="en-US"/>
+        </w:rPr>
+        <w:t>: {</w:t>
+      </w:r>
       <w:r>
         <w:rPr>
           <w:rFonts w:ascii="PT Sans" w:eastAsia="Times New Roman" w:hAnsi="PT Sans" w:cs="Menlo"/>
@@ -4848,19 +4586,38 @@
           <w:szCs w:val="18"/>
           <w:lang w:val="en-US"/>
         </w:rPr>
-        <w:t>'</w:t>
-      </w:r>
-      <w:r>
-        <w:rPr>
-          <w:rFonts w:ascii="PT Sans" w:eastAsia="Times New Roman" w:hAnsi="PT Sans" w:cs="Menlo"/>
-          <w:color w:val="CCCCCC"/>
-          <w:sz w:val="18"/>
-          <w:szCs w:val="18"/>
-          <w:lang w:val="en-US"/>
-        </w:rPr>
-        <w:t>: {</w:t>
-      </w:r>
-      <w:proofErr w:type="gramEnd"/>
+        <w:t>'value'</w:t>
+      </w:r>
+      <w:r>
+        <w:rPr>
+          <w:rFonts w:ascii="PT Sans" w:eastAsia="Times New Roman" w:hAnsi="PT Sans" w:cs="Menlo"/>
+          <w:color w:val="CCCCCC"/>
+          <w:sz w:val="18"/>
+          <w:szCs w:val="18"/>
+          <w:lang w:val="en-US"/>
+        </w:rPr>
+        <w:t xml:space="preserve">: </w:t>
+      </w:r>
+      <w:r>
+        <w:rPr>
+          <w:rFonts w:ascii="PT Sans" w:eastAsia="Times New Roman" w:hAnsi="PT Sans" w:cs="Menlo"/>
+          <w:color w:val="B5CEA8"/>
+          <w:sz w:val="18"/>
+          <w:szCs w:val="18"/>
+          <w:lang w:val="en-US"/>
+        </w:rPr>
+        <w:t>220</w:t>
+      </w:r>
+      <w:r>
+        <w:rPr>
+          <w:rFonts w:ascii="PT Sans" w:eastAsia="Times New Roman" w:hAnsi="PT Sans" w:cs="Menlo"/>
+          <w:color w:val="CCCCCC"/>
+          <w:sz w:val="18"/>
+          <w:szCs w:val="18"/>
+          <w:lang w:val="en-US"/>
+        </w:rPr>
+        <w:t xml:space="preserve">, </w:t>
+      </w:r>
       <w:r>
         <w:rPr>
           <w:rFonts w:ascii="PT Sans" w:eastAsia="Times New Roman" w:hAnsi="PT Sans" w:cs="Menlo"/>
@@ -4869,7 +4626,7 @@
           <w:szCs w:val="18"/>
           <w:lang w:val="en-US"/>
         </w:rPr>
-        <w:t>'value'</w:t>
+        <w:t>'power'</w:t>
       </w:r>
       <w:r>
         <w:rPr>
@@ -4889,47 +4646,6 @@
           <w:szCs w:val="18"/>
           <w:lang w:val="en-US"/>
         </w:rPr>
-        <w:t>220</w:t>
-      </w:r>
-      <w:r>
-        <w:rPr>
-          <w:rFonts w:ascii="PT Sans" w:eastAsia="Times New Roman" w:hAnsi="PT Sans" w:cs="Menlo"/>
-          <w:color w:val="CCCCCC"/>
-          <w:sz w:val="18"/>
-          <w:szCs w:val="18"/>
-          <w:lang w:val="en-US"/>
-        </w:rPr>
-        <w:t xml:space="preserve">, </w:t>
-      </w:r>
-      <w:r>
-        <w:rPr>
-          <w:rFonts w:ascii="PT Sans" w:eastAsia="Times New Roman" w:hAnsi="PT Sans" w:cs="Menlo"/>
-          <w:color w:val="CE9178"/>
-          <w:sz w:val="18"/>
-          <w:szCs w:val="18"/>
-          <w:lang w:val="en-US"/>
-        </w:rPr>
-        <w:t>'power'</w:t>
-      </w:r>
-      <w:r>
-        <w:rPr>
-          <w:rFonts w:ascii="PT Sans" w:eastAsia="Times New Roman" w:hAnsi="PT Sans" w:cs="Menlo"/>
-          <w:color w:val="CCCCCC"/>
-          <w:sz w:val="18"/>
-          <w:szCs w:val="18"/>
-          <w:lang w:val="en-US"/>
-        </w:rPr>
-        <w:t xml:space="preserve">: </w:t>
-      </w:r>
-      <w:proofErr w:type="gramStart"/>
-      <w:r>
-        <w:rPr>
-          <w:rFonts w:ascii="PT Sans" w:eastAsia="Times New Roman" w:hAnsi="PT Sans" w:cs="Menlo"/>
-          <w:color w:val="B5CEA8"/>
-          <w:sz w:val="18"/>
-          <w:szCs w:val="18"/>
-          <w:lang w:val="en-US"/>
-        </w:rPr>
         <w:t>0.5</w:t>
       </w:r>
       <w:r>
@@ -4940,18 +4656,7 @@
           <w:szCs w:val="18"/>
           <w:lang w:val="en-US"/>
         </w:rPr>
-        <w:t>},</w:t>
-      </w:r>
-      <w:proofErr w:type="gramEnd"/>
-      <w:r>
-        <w:rPr>
-          <w:rFonts w:ascii="PT Sans" w:eastAsia="Times New Roman" w:hAnsi="PT Sans" w:cs="Menlo"/>
-          <w:color w:val="CCCCCC"/>
-          <w:sz w:val="18"/>
-          <w:szCs w:val="18"/>
-          <w:lang w:val="en-US"/>
-        </w:rPr>
-        <w:t xml:space="preserve"> </w:t>
+        <w:t xml:space="preserve">}, </w:t>
       </w:r>
     </w:p>
     <w:p>
@@ -4984,18 +4689,7 @@
           <w:szCs w:val="18"/>
           <w:lang w:val="en-US"/>
         </w:rPr>
-        <w:t>'R3</w:t>
-      </w:r>
-      <w:proofErr w:type="gramStart"/>
-      <w:r>
-        <w:rPr>
-          <w:rFonts w:ascii="PT Sans" w:eastAsia="Times New Roman" w:hAnsi="PT Sans" w:cs="Menlo"/>
-          <w:color w:val="CE9178"/>
-          <w:sz w:val="18"/>
-          <w:szCs w:val="18"/>
-          <w:lang w:val="en-US"/>
-        </w:rPr>
-        <w:t>'</w:t>
+        <w:t>'R3'</w:t>
       </w:r>
       <w:r>
         <w:rPr>
@@ -5007,7 +4701,6 @@
         </w:rPr>
         <w:t>: {</w:t>
       </w:r>
-      <w:proofErr w:type="gramEnd"/>
       <w:r>
         <w:rPr>
           <w:rFonts w:ascii="PT Sans" w:eastAsia="Times New Roman" w:hAnsi="PT Sans" w:cs="Menlo"/>
@@ -5202,7 +4895,6 @@
         </w:rPr>
         <w:t xml:space="preserve"> </w:t>
       </w:r>
-      <w:proofErr w:type="spellStart"/>
       <w:r>
         <w:rPr>
           <w:rFonts w:ascii="PT Sans" w:eastAsia="Times New Roman" w:hAnsi="PT Sans" w:cs="Menlo"/>
@@ -5213,7 +4905,6 @@
         </w:rPr>
         <w:t>filter_high_power_resistors</w:t>
       </w:r>
-      <w:proofErr w:type="spellEnd"/>
       <w:r>
         <w:rPr>
           <w:rFonts w:ascii="PT Sans" w:eastAsia="Times New Roman" w:hAnsi="PT Sans" w:cs="Menlo"/>
@@ -5224,7 +4915,6 @@
         </w:rPr>
         <w:t>(</w:t>
       </w:r>
-      <w:proofErr w:type="spellStart"/>
       <w:r>
         <w:rPr>
           <w:rFonts w:ascii="PT Sans" w:eastAsia="Times New Roman" w:hAnsi="PT Sans" w:cs="Menlo"/>
@@ -5235,7 +4925,6 @@
         </w:rPr>
         <w:t>resistors_dict</w:t>
       </w:r>
-      <w:proofErr w:type="spellEnd"/>
       <w:r>
         <w:rPr>
           <w:rFonts w:ascii="PT Sans" w:eastAsia="Times New Roman" w:hAnsi="PT Sans" w:cs="Menlo"/>
@@ -5742,47 +5431,7 @@
           <w:szCs w:val="24"/>
           <w:lang w:val="en-US"/>
         </w:rPr>
-        <w:t>Write a function </w:t>
-      </w:r>
-      <w:proofErr w:type="spellStart"/>
-      <w:r>
-        <w:rPr>
-          <w:rFonts w:ascii="PT Sans" w:hAnsi="PT Sans"/>
-          <w:sz w:val="24"/>
-          <w:szCs w:val="24"/>
-          <w:lang w:val="en-US"/>
-        </w:rPr>
-        <w:t>extract_resistor_</w:t>
-      </w:r>
-      <w:proofErr w:type="gramStart"/>
-      <w:r>
-        <w:rPr>
-          <w:rFonts w:ascii="PT Sans" w:hAnsi="PT Sans"/>
-          <w:sz w:val="24"/>
-          <w:szCs w:val="24"/>
-          <w:lang w:val="en-US"/>
-        </w:rPr>
-        <w:t>data</w:t>
-      </w:r>
-      <w:proofErr w:type="spellEnd"/>
-      <w:r>
-        <w:rPr>
-          <w:rFonts w:ascii="PT Sans" w:hAnsi="PT Sans"/>
-          <w:sz w:val="24"/>
-          <w:szCs w:val="24"/>
-          <w:lang w:val="en-US"/>
-        </w:rPr>
-        <w:t>(</w:t>
-      </w:r>
-      <w:proofErr w:type="gramEnd"/>
-      <w:r>
-        <w:rPr>
-          <w:rFonts w:ascii="PT Sans" w:hAnsi="PT Sans"/>
-          <w:sz w:val="24"/>
-          <w:szCs w:val="24"/>
-          <w:lang w:val="en-US"/>
-        </w:rPr>
-        <w:t>rows, cols) that creates a resistor value matrix and extracts specific data using slicing operations.</w:t>
+        <w:t>Write a function extract_resistor_data(rows, cols) that creates a resistor value matrix and extracts specific data using slicing operations.</w:t>
       </w:r>
     </w:p>
     <w:p>
@@ -6172,7 +5821,6 @@
           <w:lang w:val="en-US"/>
         </w:rPr>
       </w:pPr>
-      <w:proofErr w:type="gramStart"/>
       <w:r>
         <w:rPr>
           <w:rFonts w:ascii="PT Sans" w:eastAsia="Times New Roman" w:hAnsi="PT Sans" w:cs="Menlo"/>
@@ -6181,18 +5829,7 @@
           <w:szCs w:val="18"/>
           <w:lang w:val="en-US"/>
         </w:rPr>
-        <w:t>#  [</w:t>
-      </w:r>
-      <w:proofErr w:type="gramEnd"/>
-      <w:r>
-        <w:rPr>
-          <w:rFonts w:ascii="PT Sans" w:eastAsia="Times New Roman" w:hAnsi="PT Sans" w:cs="Menlo"/>
-          <w:color w:val="6A9955"/>
-          <w:sz w:val="18"/>
-          <w:szCs w:val="18"/>
-          <w:lang w:val="en-US"/>
-        </w:rPr>
-        <w:t xml:space="preserve">    10     20     30     40     50     60     70     80]</w:t>
+        <w:t>#  [    10     20     30     40     50     60     70     80]</w:t>
       </w:r>
     </w:p>
     <w:p>
@@ -6207,7 +5844,6 @@
           <w:lang w:val="en-US"/>
         </w:rPr>
       </w:pPr>
-      <w:proofErr w:type="gramStart"/>
       <w:r>
         <w:rPr>
           <w:rFonts w:ascii="PT Sans" w:eastAsia="Times New Roman" w:hAnsi="PT Sans" w:cs="Menlo"/>
@@ -6216,18 +5852,7 @@
           <w:szCs w:val="18"/>
           <w:lang w:val="en-US"/>
         </w:rPr>
-        <w:t>#  [</w:t>
-      </w:r>
-      <w:proofErr w:type="gramEnd"/>
-      <w:r>
-        <w:rPr>
-          <w:rFonts w:ascii="PT Sans" w:eastAsia="Times New Roman" w:hAnsi="PT Sans" w:cs="Menlo"/>
-          <w:color w:val="6A9955"/>
-          <w:sz w:val="18"/>
-          <w:szCs w:val="18"/>
-          <w:lang w:val="en-US"/>
-        </w:rPr>
-        <w:t xml:space="preserve">   100    200    300    400    500    600    700    800]]</w:t>
+        <w:t>#  [   100    200    300    400    500    600    700    800]]</w:t>
       </w:r>
     </w:p>
     <w:p>
@@ -6301,7 +5926,6 @@
           <w:lang w:val="en-US"/>
         </w:rPr>
       </w:pPr>
-      <w:proofErr w:type="gramStart"/>
       <w:r>
         <w:rPr>
           <w:rFonts w:ascii="PT Sans" w:eastAsia="Times New Roman" w:hAnsi="PT Sans" w:cs="Menlo"/>
@@ -6310,18 +5934,7 @@
           <w:szCs w:val="18"/>
           <w:lang w:val="en-US"/>
         </w:rPr>
-        <w:t>#  [</w:t>
-      </w:r>
-      <w:proofErr w:type="gramEnd"/>
-      <w:r>
-        <w:rPr>
-          <w:rFonts w:ascii="PT Sans" w:eastAsia="Times New Roman" w:hAnsi="PT Sans" w:cs="Menlo"/>
-          <w:color w:val="6A9955"/>
-          <w:sz w:val="18"/>
-          <w:szCs w:val="18"/>
-          <w:lang w:val="en-US"/>
-        </w:rPr>
-        <w:t xml:space="preserve">   200    500    800]</w:t>
+        <w:t>#  [   200    500    800]</w:t>
       </w:r>
     </w:p>
     <w:p>
@@ -6380,7 +5993,6 @@
         </w:rPr>
         <w:t xml:space="preserve"> </w:t>
       </w:r>
-      <w:proofErr w:type="spellStart"/>
       <w:r>
         <w:rPr>
           <w:rFonts w:ascii="PT Sans" w:eastAsia="Times New Roman" w:hAnsi="PT Sans" w:cs="Menlo"/>
@@ -6389,20 +6001,8 @@
           <w:szCs w:val="18"/>
           <w:lang w:val="en-US"/>
         </w:rPr>
-        <w:t>extract_resistor_</w:t>
-      </w:r>
-      <w:proofErr w:type="gramStart"/>
-      <w:r>
-        <w:rPr>
-          <w:rFonts w:ascii="PT Sans" w:eastAsia="Times New Roman" w:hAnsi="PT Sans" w:cs="Menlo"/>
-          <w:color w:val="DCDCAA"/>
-          <w:sz w:val="18"/>
-          <w:szCs w:val="18"/>
-          <w:lang w:val="en-US"/>
-        </w:rPr>
-        <w:t>data</w:t>
-      </w:r>
-      <w:proofErr w:type="spellEnd"/>
+        <w:t>extract_resistor_data</w:t>
+      </w:r>
       <w:r>
         <w:rPr>
           <w:rFonts w:ascii="PT Sans" w:eastAsia="Times New Roman" w:hAnsi="PT Sans" w:cs="Menlo"/>
@@ -6413,7 +6013,6 @@
         </w:rPr>
         <w:t>(</w:t>
       </w:r>
-      <w:proofErr w:type="gramEnd"/>
       <w:r>
         <w:rPr>
           <w:rFonts w:ascii="PT Sans" w:eastAsia="Times New Roman" w:hAnsi="PT Sans" w:cs="Menlo"/>
@@ -6673,20 +6272,8 @@
           <w:szCs w:val="18"/>
           <w:lang w:val="en-US"/>
         </w:rPr>
-        <w:t xml:space="preserve"> </w:t>
-      </w:r>
-      <w:proofErr w:type="spellStart"/>
-      <w:r>
-        <w:rPr>
-          <w:rFonts w:ascii="PT Sans" w:eastAsia="Times New Roman" w:hAnsi="PT Sans" w:cs="Menlo"/>
-          <w:color w:val="CCCCCC"/>
-          <w:sz w:val="18"/>
-          <w:szCs w:val="18"/>
-          <w:lang w:val="en-US"/>
-        </w:rPr>
-        <w:t>sliced_array</w:t>
-      </w:r>
-      <w:proofErr w:type="spellEnd"/>
+        <w:t xml:space="preserve"> sliced_array</w:t>
+      </w:r>
     </w:p>
     <w:p>
       <w:pPr>
